--- a/september 24/Assignment-6 Report.docx
+++ b/september 24/Assignment-6 Report.docx
@@ -210,12 +210,7 @@
         <w:t xml:space="preserve"> </w:t>
       </w:r>
       <w:r>
-        <w:t>recomm</w:t>
-      </w:r>
-      <w:bookmarkStart w:id="0" w:name="_GoBack"/>
-      <w:bookmarkEnd w:id="0"/>
-      <w:r>
-        <w:t>endations.</w:t>
+        <w:t>recommendations.</w:t>
       </w:r>
     </w:p>
     <w:p>
@@ -516,7 +511,7 @@
               </wp:anchor>
             </w:drawing>
           </mc:Choice>
-          <mc:Fallback xmlns:ve="http://schemas.openxmlformats.org/markup-compatibility/2006" xmlns:a="http://schemas.openxmlformats.org/drawingml/2006/main" xmlns:pic="http://schemas.openxmlformats.org/drawingml/2006/picture">
+          <mc:Fallback xmlns:pic="http://schemas.openxmlformats.org/drawingml/2006/picture" xmlns:a="http://schemas.openxmlformats.org/drawingml/2006/main" xmlns:ve="http://schemas.openxmlformats.org/markup-compatibility/2006">
             <w:pict>
               <v:shapetype id="_x0000_t202" o:spt="202" coordsize="21600,21600" path="m,l,21600r21600,l21600,xe">
                 <v:stroke joinstyle="miter"/>
@@ -768,7 +763,7 @@
               </wp:anchor>
             </w:drawing>
           </mc:Choice>
-          <mc:Fallback xmlns:ve="http://schemas.openxmlformats.org/markup-compatibility/2006" xmlns:a="http://schemas.openxmlformats.org/drawingml/2006/main" xmlns:pic="http://schemas.openxmlformats.org/drawingml/2006/picture">
+          <mc:Fallback xmlns:pic="http://schemas.openxmlformats.org/drawingml/2006/picture" xmlns:a="http://schemas.openxmlformats.org/drawingml/2006/main" xmlns:ve="http://schemas.openxmlformats.org/markup-compatibility/2006">
             <w:pict>
               <v:shape style="position:absolute;margin-left:91.194443pt;margin-top:11.396832pt;width:439.15pt;height:32.1pt;mso-position-horizontal-relative:page;mso-position-vertical-relative:paragraph;z-index:-15728128;mso-wrap-distance-left:0;mso-wrap-distance-right:0" type="#_x0000_t202" id="docshape2" filled="true" fillcolor="#f8f8f9" stroked="false">
                 <v:textbox inset="0,0,0,0">
@@ -1026,7 +1021,7 @@
               </wp:anchor>
             </w:drawing>
           </mc:Choice>
-          <mc:Fallback xmlns:ve="http://schemas.openxmlformats.org/markup-compatibility/2006" xmlns:a="http://schemas.openxmlformats.org/drawingml/2006/main" xmlns:pic="http://schemas.openxmlformats.org/drawingml/2006/picture">
+          <mc:Fallback xmlns:pic="http://schemas.openxmlformats.org/drawingml/2006/picture" xmlns:a="http://schemas.openxmlformats.org/drawingml/2006/main" xmlns:ve="http://schemas.openxmlformats.org/markup-compatibility/2006">
             <w:pict>
               <v:shape style="position:absolute;margin-left:91.194443pt;margin-top:11.189193pt;width:439.15pt;height:32.15pt;mso-position-horizontal-relative:page;mso-position-vertical-relative:paragraph;z-index:-15727616;mso-wrap-distance-left:0;mso-wrap-distance-right:0" type="#_x0000_t202" id="docshape3" filled="true" fillcolor="#f8f8f9" stroked="false">
                 <v:textbox inset="0,0,0,0">
@@ -1739,7 +1734,7 @@
               </wp:anchor>
             </w:drawing>
           </mc:Choice>
-          <mc:Fallback xmlns:ve="http://schemas.openxmlformats.org/markup-compatibility/2006" xmlns:a="http://schemas.openxmlformats.org/drawingml/2006/main" xmlns:pic="http://schemas.openxmlformats.org/drawingml/2006/picture">
+          <mc:Fallback xmlns:pic="http://schemas.openxmlformats.org/drawingml/2006/picture" xmlns:a="http://schemas.openxmlformats.org/drawingml/2006/main" xmlns:ve="http://schemas.openxmlformats.org/markup-compatibility/2006">
             <w:pict>
               <v:group style="position:absolute;margin-left:65.86657pt;margin-top:-433.748962pt;width:472.3pt;height:425.65pt;mso-position-horizontal-relative:page;mso-position-vertical-relative:paragraph;z-index:15730176" id="docshapegroup4" coordorigin="1317,-8675" coordsize="9446,8513">
                 <v:shape style="position:absolute;left:1317;top:-8675;width:9446;height:8513" type="#_x0000_t75" id="docshape5" stroked="false">
@@ -1934,7 +1929,7 @@
               </wp:inline>
             </w:drawing>
           </mc:Choice>
-          <mc:Fallback xmlns:ve="http://schemas.openxmlformats.org/markup-compatibility/2006" xmlns:a="http://schemas.openxmlformats.org/drawingml/2006/main" xmlns:pic="http://schemas.openxmlformats.org/drawingml/2006/picture">
+          <mc:Fallback xmlns:pic="http://schemas.openxmlformats.org/drawingml/2006/picture" xmlns:a="http://schemas.openxmlformats.org/drawingml/2006/main" xmlns:ve="http://schemas.openxmlformats.org/markup-compatibility/2006">
             <w:pict>
               <v:group style="width:451.4pt;height:409.15pt;mso-position-horizontal-relative:char;mso-position-vertical-relative:line" id="docshapegroup7" coordorigin="0,0" coordsize="9028,8183">
                 <v:shape style="position:absolute;left:0;top:0;width:9028;height:8183" type="#_x0000_t75" id="docshape8" stroked="false">
@@ -2426,7 +2421,7 @@
               </wp:anchor>
             </w:drawing>
           </mc:Choice>
-          <mc:Fallback xmlns:ve="http://schemas.openxmlformats.org/markup-compatibility/2006" xmlns:a="http://schemas.openxmlformats.org/drawingml/2006/main" xmlns:pic="http://schemas.openxmlformats.org/drawingml/2006/picture">
+          <mc:Fallback xmlns:pic="http://schemas.openxmlformats.org/drawingml/2006/picture" xmlns:a="http://schemas.openxmlformats.org/drawingml/2006/main" xmlns:ve="http://schemas.openxmlformats.org/markup-compatibility/2006">
             <w:pict>
               <v:shape style="position:absolute;margin-left:91.194443pt;margin-top:11.16046pt;width:439.15pt;height:32.4pt;mso-position-horizontal-relative:page;mso-position-vertical-relative:paragraph;z-index:-15726080;mso-wrap-distance-left:0;mso-wrap-distance-right:0" type="#_x0000_t202" id="docshape10" filled="true" fillcolor="#f8f8f9" stroked="false">
                 <v:textbox inset="0,0,0,0">
@@ -2760,7 +2755,7 @@
               </wp:anchor>
             </w:drawing>
           </mc:Choice>
-          <mc:Fallback xmlns:ve="http://schemas.openxmlformats.org/markup-compatibility/2006" xmlns:a="http://schemas.openxmlformats.org/drawingml/2006/main" xmlns:pic="http://schemas.openxmlformats.org/drawingml/2006/picture">
+          <mc:Fallback xmlns:pic="http://schemas.openxmlformats.org/drawingml/2006/picture" xmlns:a="http://schemas.openxmlformats.org/drawingml/2006/main" xmlns:ve="http://schemas.openxmlformats.org/markup-compatibility/2006">
             <w:pict>
               <v:group style="position:absolute;margin-left:92.11335pt;margin-top:29.37908pt;width:445.55pt;height:394.05pt;mso-position-horizontal-relative:page;mso-position-vertical-relative:paragraph;z-index:15731712" id="docshapegroup11" coordorigin="1842,588" coordsize="8911,7881">
                 <v:shape style="position:absolute;left:1842;top:587;width:8911;height:7881" type="#_x0000_t75" id="docshape12" stroked="false">
@@ -3764,7 +3759,7 @@
               </wp:anchor>
             </w:drawing>
           </mc:Choice>
-          <mc:Fallback xmlns:ve="http://schemas.openxmlformats.org/markup-compatibility/2006" xmlns:a="http://schemas.openxmlformats.org/drawingml/2006/main" xmlns:pic="http://schemas.openxmlformats.org/drawingml/2006/picture">
+          <mc:Fallback xmlns:pic="http://schemas.openxmlformats.org/drawingml/2006/picture" xmlns:a="http://schemas.openxmlformats.org/drawingml/2006/main" xmlns:ve="http://schemas.openxmlformats.org/markup-compatibility/2006">
             <w:pict>
               <v:group style="position:absolute;margin-left:92.110214pt;margin-top:22.334923pt;width:445.05pt;height:395.95pt;mso-position-horizontal-relative:page;mso-position-vertical-relative:paragraph;z-index:15732736" id="docshapegroup14" coordorigin="1842,447" coordsize="8901,7919">
                 <v:shape style="position:absolute;left:1842;top:446;width:8901;height:7919" type="#_x0000_t75" id="docshape15" stroked="false">
@@ -4493,7 +4488,7 @@
               </wp:anchor>
             </w:drawing>
           </mc:Choice>
-          <mc:Fallback xmlns:ve="http://schemas.openxmlformats.org/markup-compatibility/2006" xmlns:a="http://schemas.openxmlformats.org/drawingml/2006/main" xmlns:pic="http://schemas.openxmlformats.org/drawingml/2006/picture">
+          <mc:Fallback xmlns:pic="http://schemas.openxmlformats.org/drawingml/2006/picture" xmlns:a="http://schemas.openxmlformats.org/drawingml/2006/main" xmlns:ve="http://schemas.openxmlformats.org/markup-compatibility/2006">
             <w:pict>
               <v:shape style="position:absolute;margin-left:91.194443pt;margin-top:11.399404pt;width:439.15pt;height:32.15pt;mso-position-horizontal-relative:page;mso-position-vertical-relative:paragraph;z-index:-15725056;mso-wrap-distance-left:0;mso-wrap-distance-right:0" type="#_x0000_t202" id="docshape17" filled="true" fillcolor="#f8f8f9" stroked="false">
                 <v:textbox inset="0,0,0,0">
@@ -4911,7 +4906,7 @@
               </wp:inline>
             </w:drawing>
           </mc:Choice>
-          <mc:Fallback xmlns:ve="http://schemas.openxmlformats.org/markup-compatibility/2006" xmlns:a="http://schemas.openxmlformats.org/drawingml/2006/main" xmlns:pic="http://schemas.openxmlformats.org/drawingml/2006/picture">
+          <mc:Fallback xmlns:pic="http://schemas.openxmlformats.org/drawingml/2006/picture" xmlns:a="http://schemas.openxmlformats.org/drawingml/2006/main" xmlns:ve="http://schemas.openxmlformats.org/markup-compatibility/2006">
             <w:pict>
               <v:group style="width:417.85pt;height:369.25pt;mso-position-horizontal-relative:char;mso-position-vertical-relative:line" id="docshapegroup18" coordorigin="0,0" coordsize="8357,7385">
                 <v:shape style="position:absolute;left:0;top:0;width:8357;height:7385" type="#_x0000_t75" id="docshape19" stroked="false">
@@ -5299,7 +5294,7 @@
               </wp:anchor>
             </w:drawing>
           </mc:Choice>
-          <mc:Fallback xmlns:ve="http://schemas.openxmlformats.org/markup-compatibility/2006" xmlns:a="http://schemas.openxmlformats.org/drawingml/2006/main" xmlns:pic="http://schemas.openxmlformats.org/drawingml/2006/picture">
+          <mc:Fallback xmlns:pic="http://schemas.openxmlformats.org/drawingml/2006/picture" xmlns:a="http://schemas.openxmlformats.org/drawingml/2006/main" xmlns:ve="http://schemas.openxmlformats.org/markup-compatibility/2006">
             <w:pict>
               <v:shape style="position:absolute;margin-left:91.194443pt;margin-top:11.141549pt;width:439.15pt;height:32.15pt;mso-position-horizontal-relative:page;mso-position-vertical-relative:paragraph;z-index:-15723520;mso-wrap-distance-left:0;mso-wrap-distance-right:0" type="#_x0000_t202" id="docshape21" filled="true" fillcolor="#f8f8f9" stroked="false">
                 <v:textbox inset="0,0,0,0">
@@ -5748,7 +5743,7 @@
               </wp:anchor>
             </w:drawing>
           </mc:Choice>
-          <mc:Fallback xmlns:ve="http://schemas.openxmlformats.org/markup-compatibility/2006" xmlns:a="http://schemas.openxmlformats.org/drawingml/2006/main" xmlns:pic="http://schemas.openxmlformats.org/drawingml/2006/picture">
+          <mc:Fallback xmlns:pic="http://schemas.openxmlformats.org/drawingml/2006/picture" xmlns:a="http://schemas.openxmlformats.org/drawingml/2006/main" xmlns:ve="http://schemas.openxmlformats.org/markup-compatibility/2006">
             <w:pict>
               <v:group style="position:absolute;margin-left:92.107597pt;margin-top:5.556036pt;width:399.65pt;height:315.55pt;mso-position-horizontal-relative:page;mso-position-vertical-relative:paragraph;z-index:-15723008;mso-wrap-distance-left:0;mso-wrap-distance-right:0" id="docshapegroup22" coordorigin="1842,111" coordsize="7993,6311">
                 <v:shape style="position:absolute;left:1842;top:111;width:7993;height:6311" type="#_x0000_t75" id="docshape23" stroked="false">
@@ -6385,7 +6380,7 @@
               </wp:anchor>
             </w:drawing>
           </mc:Choice>
-          <mc:Fallback xmlns:ve="http://schemas.openxmlformats.org/markup-compatibility/2006" xmlns:a="http://schemas.openxmlformats.org/drawingml/2006/main" xmlns:pic="http://schemas.openxmlformats.org/drawingml/2006/picture">
+          <mc:Fallback xmlns:pic="http://schemas.openxmlformats.org/drawingml/2006/picture" xmlns:a="http://schemas.openxmlformats.org/drawingml/2006/main" xmlns:ve="http://schemas.openxmlformats.org/markup-compatibility/2006">
             <w:pict>
               <v:shape style="position:absolute;margin-left:91.194443pt;margin-top:11.41818pt;width:439.15pt;height:95.8pt;mso-position-horizontal-relative:page;mso-position-vertical-relative:paragraph;z-index:-15722496;mso-wrap-distance-left:0;mso-wrap-distance-right:0" type="#_x0000_t202" id="docshape25" filled="true" fillcolor="#f8f8f9" stroked="false">
                 <v:textbox inset="0,0,0,0">
@@ -6704,7 +6699,7 @@
               </wp:anchor>
             </w:drawing>
           </mc:Choice>
-          <mc:Fallback xmlns:ve="http://schemas.openxmlformats.org/markup-compatibility/2006" xmlns:a="http://schemas.openxmlformats.org/drawingml/2006/main" xmlns:pic="http://schemas.openxmlformats.org/drawingml/2006/picture">
+          <mc:Fallback xmlns:pic="http://schemas.openxmlformats.org/drawingml/2006/picture" xmlns:a="http://schemas.openxmlformats.org/drawingml/2006/main" xmlns:ve="http://schemas.openxmlformats.org/markup-compatibility/2006">
             <w:pict>
               <v:shape style="position:absolute;margin-left:91.194443pt;margin-top:11.128906pt;width:439.15pt;height:32.35pt;mso-position-horizontal-relative:page;mso-position-vertical-relative:paragraph;z-index:-15721984;mso-wrap-distance-left:0;mso-wrap-distance-right:0" type="#_x0000_t202" id="docshape26" filled="true" fillcolor="#f8f8f9" stroked="false">
                 <v:textbox inset="0,0,0,0">
@@ -7041,7 +7036,7 @@
               </wp:anchor>
             </w:drawing>
           </mc:Choice>
-          <mc:Fallback xmlns:ve="http://schemas.openxmlformats.org/markup-compatibility/2006" xmlns:a="http://schemas.openxmlformats.org/drawingml/2006/main" xmlns:pic="http://schemas.openxmlformats.org/drawingml/2006/picture">
+          <mc:Fallback xmlns:pic="http://schemas.openxmlformats.org/drawingml/2006/picture" xmlns:a="http://schemas.openxmlformats.org/drawingml/2006/main" xmlns:ve="http://schemas.openxmlformats.org/markup-compatibility/2006">
             <w:pict>
               <v:group style="position:absolute;margin-left:92.113258pt;margin-top:12.587451pt;width:436.8pt;height:375.55pt;mso-position-horizontal-relative:page;mso-position-vertical-relative:paragraph;z-index:-15721472;mso-wrap-distance-left:0;mso-wrap-distance-right:0" id="docshapegroup27" coordorigin="1842,252" coordsize="8736,7511">
                 <v:shape style="position:absolute;left:1842;top:251;width:8736;height:7511" type="#_x0000_t75" id="docshape28" stroked="false">
@@ -7153,7 +7148,7 @@
               </wp:inline>
             </w:drawing>
           </mc:Choice>
-          <mc:Fallback xmlns:ve="http://schemas.openxmlformats.org/markup-compatibility/2006" xmlns:a="http://schemas.openxmlformats.org/drawingml/2006/main" xmlns:pic="http://schemas.openxmlformats.org/drawingml/2006/picture">
+          <mc:Fallback xmlns:pic="http://schemas.openxmlformats.org/drawingml/2006/picture" xmlns:a="http://schemas.openxmlformats.org/drawingml/2006/main" xmlns:ve="http://schemas.openxmlformats.org/markup-compatibility/2006">
             <w:pict>
               <v:group style="width:444.1pt;height:401.35pt;mso-position-horizontal-relative:char;mso-position-vertical-relative:line" id="docshapegroup30" coordorigin="0,0" coordsize="8882,8027">
                 <v:shape style="position:absolute;left:0;top:0;width:8882;height:8027" type="#_x0000_t75" id="docshape31" stroked="false">
@@ -7611,7 +7606,7 @@
               </wp:anchor>
             </w:drawing>
           </mc:Choice>
-          <mc:Fallback xmlns:ve="http://schemas.openxmlformats.org/markup-compatibility/2006" xmlns:a="http://schemas.openxmlformats.org/drawingml/2006/main" xmlns:pic="http://schemas.openxmlformats.org/drawingml/2006/picture">
+          <mc:Fallback xmlns:pic="http://schemas.openxmlformats.org/drawingml/2006/picture" xmlns:a="http://schemas.openxmlformats.org/drawingml/2006/main" xmlns:ve="http://schemas.openxmlformats.org/markup-compatibility/2006">
             <w:pict>
               <v:shape style="position:absolute;margin-left:91.194443pt;margin-top:11.149187pt;width:439.15pt;height:32.1pt;mso-position-horizontal-relative:page;mso-position-vertical-relative:paragraph;z-index:-15720448;mso-wrap-distance-left:0;mso-wrap-distance-right:0" type="#_x0000_t202" id="docshape33" filled="true" fillcolor="#f8f8f9" stroked="false">
                 <v:textbox inset="0,0,0,0">
@@ -8154,7 +8149,7 @@
               </wp:inline>
             </w:drawing>
           </mc:Choice>
-          <mc:Fallback xmlns:ve="http://schemas.openxmlformats.org/markup-compatibility/2006" xmlns:a="http://schemas.openxmlformats.org/drawingml/2006/main" xmlns:pic="http://schemas.openxmlformats.org/drawingml/2006/picture">
+          <mc:Fallback xmlns:pic="http://schemas.openxmlformats.org/drawingml/2006/picture" xmlns:a="http://schemas.openxmlformats.org/drawingml/2006/main" xmlns:ve="http://schemas.openxmlformats.org/markup-compatibility/2006">
             <w:pict>
               <v:group style="width:457.2pt;height:410.1pt;mso-position-horizontal-relative:char;mso-position-vertical-relative:line" id="docshapegroup34" coordorigin="0,0" coordsize="9144,8202">
                 <v:shape style="position:absolute;left:0;top:0;width:9144;height:8202" type="#_x0000_t75" id="docshape35" stroked="false">
@@ -8518,7 +8513,7 @@
               </wp:anchor>
             </w:drawing>
           </mc:Choice>
-          <mc:Fallback xmlns:ve="http://schemas.openxmlformats.org/markup-compatibility/2006" xmlns:a="http://schemas.openxmlformats.org/drawingml/2006/main" xmlns:pic="http://schemas.openxmlformats.org/drawingml/2006/picture">
+          <mc:Fallback xmlns:pic="http://schemas.openxmlformats.org/drawingml/2006/picture" xmlns:a="http://schemas.openxmlformats.org/drawingml/2006/main" xmlns:ve="http://schemas.openxmlformats.org/markup-compatibility/2006">
             <w:pict>
               <v:shape style="position:absolute;margin-left:91.194443pt;margin-top:11.435435pt;width:439.15pt;height:32.1pt;mso-position-horizontal-relative:page;mso-position-vertical-relative:paragraph;z-index:-15719424;mso-wrap-distance-left:0;mso-wrap-distance-right:0" type="#_x0000_t202" id="docshape37" filled="true" fillcolor="#f8f8f9" stroked="false">
                 <v:textbox inset="0,0,0,0">
@@ -8875,7 +8870,7 @@
               </wp:anchor>
             </w:drawing>
           </mc:Choice>
-          <mc:Fallback xmlns:ve="http://schemas.openxmlformats.org/markup-compatibility/2006" xmlns:a="http://schemas.openxmlformats.org/drawingml/2006/main" xmlns:pic="http://schemas.openxmlformats.org/drawingml/2006/picture">
+          <mc:Fallback xmlns:pic="http://schemas.openxmlformats.org/drawingml/2006/picture" xmlns:a="http://schemas.openxmlformats.org/drawingml/2006/main" xmlns:ve="http://schemas.openxmlformats.org/markup-compatibility/2006">
             <w:pict>
               <v:group style="position:absolute;margin-left:92.1129pt;margin-top:5.54232pt;width:406.2pt;height:339.35pt;mso-position-horizontal-relative:page;mso-position-vertical-relative:paragraph;z-index:-15718912;mso-wrap-distance-left:0;mso-wrap-distance-right:0" id="docshapegroup38" coordorigin="1842,111" coordsize="8124,6787">
                 <v:shape style="position:absolute;left:1842;top:110;width:8124;height:6787" type="#_x0000_t75" id="docshape39" stroked="false">
@@ -9224,7 +9219,7 @@
               </wp:anchor>
             </w:drawing>
           </mc:Choice>
-          <mc:Fallback xmlns:ve="http://schemas.openxmlformats.org/markup-compatibility/2006" xmlns:a="http://schemas.openxmlformats.org/drawingml/2006/main" xmlns:pic="http://schemas.openxmlformats.org/drawingml/2006/picture">
+          <mc:Fallback xmlns:pic="http://schemas.openxmlformats.org/drawingml/2006/picture" xmlns:a="http://schemas.openxmlformats.org/drawingml/2006/main" xmlns:ve="http://schemas.openxmlformats.org/markup-compatibility/2006">
             <w:pict>
               <v:shape style="position:absolute;margin-left:91.194443pt;margin-top:11.165908pt;width:439.15pt;height:32.1pt;mso-position-horizontal-relative:page;mso-position-vertical-relative:paragraph;z-index:-15718400;mso-wrap-distance-left:0;mso-wrap-distance-right:0" type="#_x0000_t202" id="docshape41" filled="true" fillcolor="#f8f8f9" stroked="false">
                 <v:textbox inset="0,0,0,0">
@@ -9459,7 +9454,7 @@
               </wp:inline>
             </w:drawing>
           </mc:Choice>
-          <mc:Fallback xmlns:ve="http://schemas.openxmlformats.org/markup-compatibility/2006" xmlns:a="http://schemas.openxmlformats.org/drawingml/2006/main" xmlns:pic="http://schemas.openxmlformats.org/drawingml/2006/picture">
+          <mc:Fallback xmlns:pic="http://schemas.openxmlformats.org/drawingml/2006/picture" xmlns:a="http://schemas.openxmlformats.org/drawingml/2006/main" xmlns:ve="http://schemas.openxmlformats.org/markup-compatibility/2006">
             <w:pict>
               <v:group style="width:435.35pt;height:345.65pt;mso-position-horizontal-relative:char;mso-position-vertical-relative:line" id="docshapegroup42" coordorigin="0,0" coordsize="8707,6913">
                 <v:shape style="position:absolute;left:0;top:0;width:8707;height:6913" type="#_x0000_t75" id="docshape43" stroked="false">
@@ -10518,20 +10513,13 @@
       <w:pPr>
         <w:spacing w:before="1"/>
         <w:ind w:left="5"/>
-        <w:jc w:val="center"/>
         <w:rPr>
           <w:rFonts w:ascii="Segoe UI Symbol" w:hAnsi="Segoe UI Symbol"/>
           <w:sz w:val="27"/>
         </w:rPr>
       </w:pPr>
-      <w:r>
-        <w:rPr>
-          <w:rFonts w:ascii="Segoe UI Symbol" w:hAnsi="Segoe UI Symbol"/>
-          <w:spacing w:val="-10"/>
-          <w:sz w:val="27"/>
-        </w:rPr>
-        <w:t>⁂</w:t>
-      </w:r>
+      <w:bookmarkStart w:id="0" w:name="_GoBack"/>
+      <w:bookmarkEnd w:id="0"/>
     </w:p>
     <w:sectPr>
       <w:pgSz w:w="11900" w:h="16820"/>
